--- a/docs/requirements/RequirementGathering.docx
+++ b/docs/requirements/RequirementGathering.docx
@@ -1530,7 +1530,25 @@
           <w:b/>
           <w:bCs/>
         </w:rPr>
-        <w:t>Admin users should be able to review and take action on customer registrations.</w:t>
+        <w:t xml:space="preserve">Admin users should be able to review and </w:t>
+      </w:r>
+      <w:proofErr w:type="gramStart"/>
+      <w:r>
+        <w:rPr>
+          <w:rFonts w:ascii="Segoe UI Emoji" w:hAnsi="Segoe UI Emoji" w:cs="Segoe UI Emoji"/>
+          <w:b/>
+          <w:bCs/>
+        </w:rPr>
+        <w:t>take action</w:t>
+      </w:r>
+      <w:proofErr w:type="gramEnd"/>
+      <w:r>
+        <w:rPr>
+          <w:rFonts w:ascii="Segoe UI Emoji" w:hAnsi="Segoe UI Emoji" w:cs="Segoe UI Emoji"/>
+          <w:b/>
+          <w:bCs/>
+        </w:rPr>
+        <w:t xml:space="preserve"> on customer registrations.</w:t>
       </w:r>
     </w:p>
     <w:p>
@@ -2623,7 +2641,23 @@
           <w:b/>
           <w:bCs/>
         </w:rPr>
-        <w:t xml:space="preserve">System should be accessible at all times </w:t>
+        <w:t xml:space="preserve">System should </w:t>
+      </w:r>
+      <w:r>
+        <w:rPr>
+          <w:rFonts w:ascii="Segoe UI Emoji" w:hAnsi="Segoe UI Emoji" w:cs="Segoe UI Emoji"/>
+          <w:b/>
+          <w:bCs/>
+        </w:rPr>
+        <w:t>always be accessible</w:t>
+      </w:r>
+      <w:r>
+        <w:rPr>
+          <w:rFonts w:ascii="Segoe UI Emoji" w:hAnsi="Segoe UI Emoji" w:cs="Segoe UI Emoji"/>
+          <w:b/>
+          <w:bCs/>
+        </w:rPr>
+        <w:t xml:space="preserve"> </w:t>
       </w:r>
     </w:p>
     <w:p>
@@ -13299,6 +13333,7 @@
   <w:style w:type="character" w:default="1" w:styleId="DefaultParagraphFont">
     <w:name w:val="Default Paragraph Font"/>
     <w:uiPriority w:val="1"/>
+    <w:semiHidden/>
     <w:unhideWhenUsed/>
   </w:style>
   <w:style w:type="table" w:default="1" w:styleId="TableNormal">
